--- a/docs/Lunair-ABI-Letter-of-Intent.docx
+++ b/docs/Lunair-ABI-Letter-of-Intent.docx
@@ -156,7 +156,7 @@
           <w:sz w:val="22"/>
           <w:szCs w:val="22"/>
         </w:rPr>
-        <w:t xml:space="preserve">Wershuffle Inc, a Delaware corporation doing business as Lunair World, with its principal office at 169 Madison Avenue, Suite 11073, New York, NY 10016, submits this letter of intent to participate in the Automated Broker Interface.</w:t>
+        <w:t xml:space="preserve">Wershuffle Inc, a Delaware corporation doing business as Lunair World, Employer Identification Number 36-5100906, with its principal office at 169 Madison Avenue, Suite 11073, New York, NY 10016, submits this letter of intent to participate in the Automated Broker Interface.</w:t>
       </w:r>
     </w:p>
     <w:p>
@@ -360,7 +360,7 @@
           <w:sz w:val="22"/>
           <w:szCs w:val="22"/>
         </w:rPr>
-        <w:t xml:space="preserve">Our systems run on managed cloud infrastructure located in the United States, on a Linux platform with a PostgreSQL database and Node.js application services, secured with TLS in transit and access controls at rest. We would develop the interface against the published CATAIR specifications. We estimate ninety days from the assignment of a client representative to completion of programming and readiness for testing, and can move faster if that is useful.</w:t>
+        <w:t xml:space="preserve">We operate no mainframe or on-premises hardware. Our processing runs on managed cloud infrastructure hosted in the United States: Linux compute instances running Node.js application services, with a PostgreSQL database on encrypted persistent storage. Data is encrypted with TLS in transit, access is controlled by role and logged, application credentials are held in a managed secret store, and errors are monitored continuously. Capacity scales horizontally and is far in excess of what the volumes below require.</w:t>
       </w:r>
     </w:p>
     <w:p>
@@ -376,6 +376,72 @@
           <w:sz w:val="22"/>
           <w:szCs w:val="22"/>
         </w:rPr>
+        <w:t xml:space="preserve">Communication protocol. </w:t>
+      </w:r>
+      <w:r>
+        <w:rPr>
+          <w:rFonts w:ascii="Calibri" w:cs="Calibri" w:eastAsia="Calibri" w:hAnsi="Calibri"/>
+          <w:sz w:val="22"/>
+          <w:szCs w:val="22"/>
+        </w:rPr>
+        <w:t xml:space="preserve">Having reviewed CBP's three published connectivity options, we propose </w:t>
+      </w:r>
+      <w:r>
+        <w:rPr>
+          <w:rFonts w:ascii="Calibri" w:cs="Calibri" w:eastAsia="Calibri" w:hAnsi="Calibri"/>
+          <w:b/>
+          <w:bCs/>
+          <w:sz w:val="22"/>
+          <w:szCs w:val="22"/>
+        </w:rPr>
+        <w:t xml:space="preserve">Option 1, MQ Internet Pass-Thru (MQIPT)</w:t>
+      </w:r>
+      <w:r>
+        <w:rPr>
+          <w:rFonts w:ascii="Calibri" w:cs="Calibri" w:eastAsia="Calibri" w:hAnsi="Calibri"/>
+          <w:sz w:val="22"/>
+          <w:szCs w:val="22"/>
+        </w:rPr>
+        <w:t xml:space="preserve">, as the appropriate fit for a cloud-hosted participant of our size. We would connect as an IBM MQ Client over the public Internet using certificate-based encryption, with a supported MQ Client release meeting or exceeding CBP's stated minimum, and public key infrastructure certificates exchanged with the CBP Middleware Branch. We understand the Middleware Branch establishes queue names and tests MQ channel connectivity, and that automated put and get operations are permitted at intervals of no less than five minutes; our intended polling interval is once daily, well inside that limit. We are not seeking a dedicated VPN or MPLS connection, as neither the volume nor the nature of our traffic would justify it. If CBP prefers a different option for a receive-only participant, we will follow your direction.</w:t>
+      </w:r>
+    </w:p>
+    <w:p>
+      <w:pPr>
+        <w:spacing w:after="200" w:line="276"/>
+        <w:ind w:left="360"/>
+      </w:pPr>
+      <w:r>
+        <w:rPr>
+          <w:rFonts w:ascii="Calibri" w:cs="Calibri" w:eastAsia="Calibri" w:hAnsi="Calibri"/>
+          <w:b/>
+          <w:bCs/>
+          <w:sz w:val="22"/>
+          <w:szCs w:val="22"/>
+        </w:rPr>
+        <w:t xml:space="preserve">Programming timeline. </w:t>
+      </w:r>
+      <w:r>
+        <w:rPr>
+          <w:rFonts w:ascii="Calibri" w:cs="Calibri" w:eastAsia="Calibri" w:hAnsi="Calibri"/>
+          <w:sz w:val="22"/>
+          <w:szCs w:val="22"/>
+        </w:rPr>
+        <w:t xml:space="preserve">We would develop against the published CATAIR specifications and estimate ninety days from the assignment of a client representative to completion of programming and readiness for testing. We can move faster if that is useful.</w:t>
+      </w:r>
+    </w:p>
+    <w:p>
+      <w:pPr>
+        <w:spacing w:after="200" w:line="276"/>
+        <w:ind w:left="360"/>
+      </w:pPr>
+      <w:r>
+        <w:rPr>
+          <w:rFonts w:ascii="Calibri" w:cs="Calibri" w:eastAsia="Calibri" w:hAnsi="Calibri"/>
+          <w:b/>
+          <w:bCs/>
+          <w:sz w:val="22"/>
+          <w:szCs w:val="22"/>
+        </w:rPr>
         <w:t xml:space="preserve">(b) Office locations. </w:t>
       </w:r>
       <w:r>
@@ -457,6 +523,30 @@
           <w:szCs w:val="22"/>
         </w:rPr>
         <w:t xml:space="preserve">None. We would self-develop against the CATAIR specifications rather than use an approved vendor's application, though we would consider a vendor if CBP recommends one for a participant of our type.</w:t>
+      </w:r>
+    </w:p>
+    <w:p>
+      <w:pPr>
+        <w:spacing w:after="200" w:line="276"/>
+        <w:ind w:left="360"/>
+      </w:pPr>
+      <w:r>
+        <w:rPr>
+          <w:rFonts w:ascii="Calibri" w:cs="Calibri" w:eastAsia="Calibri" w:hAnsi="Calibri"/>
+          <w:b/>
+          <w:bCs/>
+          <w:sz w:val="22"/>
+          <w:szCs w:val="22"/>
+        </w:rPr>
+        <w:t xml:space="preserve">(f) Entry filer code and estimated monthly volume. </w:t>
+      </w:r>
+      <w:r>
+        <w:rPr>
+          <w:rFonts w:ascii="Calibri" w:cs="Calibri" w:eastAsia="Calibri" w:hAnsi="Calibri"/>
+          <w:sz w:val="22"/>
+          <w:szCs w:val="22"/>
+        </w:rPr>
+        <w:t xml:space="preserve">We hold no entry filer code and file no entries, and we are not seeking to. We would apply for one only if CBP advises that it is required for the receive-only access described above.</w:t>
       </w:r>
     </w:p>
     <w:p>
@@ -472,15 +562,15 @@
           <w:sz w:val="22"/>
           <w:szCs w:val="22"/>
         </w:rPr>
-        <w:t xml:space="preserve">(f) Entry filer code and average monthly volume. </w:t>
-      </w:r>
-      <w:r>
-        <w:rPr>
-          <w:rFonts w:ascii="Calibri" w:cs="Calibri" w:eastAsia="Calibri" w:hAnsi="Calibri"/>
-          <w:sz w:val="22"/>
-          <w:szCs w:val="22"/>
-        </w:rPr>
-        <w:t xml:space="preserve">Not applicable. We hold no entry filer code and file no entries, and we are not seeking to. We would apply for a filer code only if CBP advises that one is required for the receive-only access described above.</w:t>
+        <w:t xml:space="preserve">Estimated monthly transaction volume. </w:t>
+      </w:r>
+      <w:r>
+        <w:rPr>
+          <w:rFonts w:ascii="Calibri" w:cs="Calibri" w:eastAsia="Calibri" w:hAnsi="Calibri"/>
+          <w:sz w:val="22"/>
+          <w:szCs w:val="22"/>
+        </w:rPr>
+        <w:t xml:space="preserve">Entry and entry summary transactions: zero, now and as planned. Our expected traffic is limited to retrieving the Harmonized Tariff Schedule reference extract and its periodic updates. On a once-daily poll that is approximately thirty message retrievals per month, rising only when CBP publishes a tariff revision. We would expect our volume to remain under one hundred messages per month, and we would notify CBP in advance of any material change to that profile.</w:t>
       </w:r>
     </w:p>
     <w:p>
